--- a/CS1105_Digital_Electronics_Architecture/Unit5_Memory_Programmable_Logic/Discussion/Unit5_Discussion_Post.docx
+++ b/CS1105_Digital_Electronics_Architecture/Unit5_Memory_Programmable_Logic/Discussion/Unit5_Discussion_Post.docx
@@ -4,22 +4,22 @@
   <w:body>
     <w:p>
       <w:pPr>
-        <w:spacing w:line="480" w:lineRule="auto" w:after="0"/>
+        <w:spacing w:line="360" w:lineRule="auto" w:after="0"/>
       </w:pPr>
     </w:p>
     <w:p>
       <w:pPr>
-        <w:spacing w:line="480" w:lineRule="auto" w:after="0"/>
+        <w:spacing w:line="360" w:lineRule="auto" w:after="0"/>
       </w:pPr>
     </w:p>
     <w:p>
       <w:pPr>
-        <w:spacing w:line="480" w:lineRule="auto" w:after="0"/>
+        <w:spacing w:line="360" w:lineRule="auto" w:after="0"/>
       </w:pPr>
     </w:p>
     <w:p>
       <w:pPr>
-        <w:spacing w:line="480" w:lineRule="auto" w:after="0"/>
+        <w:spacing w:line="360" w:lineRule="auto" w:after="0"/>
       </w:pPr>
     </w:p>
     <w:p>
@@ -39,12 +39,12 @@
     </w:p>
     <w:p>
       <w:pPr>
-        <w:spacing w:line="480" w:lineRule="auto" w:after="0"/>
+        <w:spacing w:line="360" w:lineRule="auto" w:after="0"/>
       </w:pPr>
     </w:p>
     <w:p>
       <w:pPr>
-        <w:spacing w:line="480" w:lineRule="auto" w:after="0"/>
+        <w:spacing w:line="360" w:lineRule="auto" w:after="0"/>
         <w:jc w:val="center"/>
       </w:pPr>
       <w:r>
@@ -59,7 +59,7 @@
     </w:p>
     <w:p>
       <w:pPr>
-        <w:spacing w:line="480" w:lineRule="auto" w:after="0"/>
+        <w:spacing w:line="360" w:lineRule="auto" w:after="0"/>
         <w:jc w:val="center"/>
       </w:pPr>
       <w:r>
@@ -74,7 +74,7 @@
     </w:p>
     <w:p>
       <w:pPr>
-        <w:spacing w:line="480" w:lineRule="auto" w:after="0"/>
+        <w:spacing w:line="360" w:lineRule="auto" w:after="0"/>
         <w:jc w:val="center"/>
       </w:pPr>
       <w:r>
@@ -89,7 +89,7 @@
     </w:p>
     <w:p>
       <w:pPr>
-        <w:spacing w:line="480" w:lineRule="auto" w:after="0"/>
+        <w:spacing w:line="360" w:lineRule="auto" w:after="0"/>
         <w:jc w:val="center"/>
       </w:pPr>
       <w:r>
@@ -104,7 +104,7 @@
     </w:p>
     <w:p>
       <w:pPr>
-        <w:spacing w:line="480" w:lineRule="auto" w:after="0"/>
+        <w:spacing w:line="360" w:lineRule="auto" w:after="0"/>
         <w:jc w:val="center"/>
       </w:pPr>
       <w:r>
@@ -125,7 +125,7 @@
     <w:p>
       <w:pPr>
         <w:pStyle w:val="Heading1"/>
-        <w:jc w:val="center"/>
+        <w:jc w:val="left"/>
       </w:pPr>
       <w:r>
         <w:rPr>
@@ -139,7 +139,7 @@
     </w:p>
     <w:p>
       <w:pPr>
-        <w:spacing w:line="480" w:lineRule="auto" w:after="200"/>
+        <w:spacing w:line="360" w:lineRule="auto" w:after="200"/>
       </w:pPr>
       <w:r>
         <w:rPr>
@@ -154,7 +154,7 @@
     <w:p>
       <w:pPr>
         <w:pStyle w:val="Heading1"/>
-        <w:jc w:val="center"/>
+        <w:jc w:val="left"/>
       </w:pPr>
       <w:r>
         <w:rPr>
@@ -168,7 +168,7 @@
     </w:p>
     <w:p>
       <w:pPr>
-        <w:spacing w:line="480" w:lineRule="auto" w:after="200"/>
+        <w:spacing w:line="360" w:lineRule="auto" w:after="200"/>
       </w:pPr>
       <w:r>
         <w:rPr>
@@ -182,7 +182,7 @@
     </w:p>
     <w:p>
       <w:pPr>
-        <w:spacing w:line="480" w:lineRule="auto" w:after="200"/>
+        <w:spacing w:line="360" w:lineRule="auto" w:after="200"/>
       </w:pPr>
       <w:r>
         <w:rPr>
@@ -196,7 +196,7 @@
     </w:p>
     <w:p>
       <w:pPr>
-        <w:spacing w:line="480" w:lineRule="auto" w:after="200"/>
+        <w:spacing w:line="360" w:lineRule="auto" w:after="200"/>
       </w:pPr>
       <w:r>
         <w:rPr>
@@ -211,7 +211,7 @@
     <w:p>
       <w:pPr>
         <w:pStyle w:val="Heading1"/>
-        <w:jc w:val="center"/>
+        <w:jc w:val="left"/>
       </w:pPr>
       <w:r>
         <w:rPr>
@@ -225,7 +225,7 @@
     </w:p>
     <w:p>
       <w:pPr>
-        <w:spacing w:line="480" w:lineRule="auto" w:after="200"/>
+        <w:spacing w:line="360" w:lineRule="auto" w:after="200"/>
       </w:pPr>
       <w:r>
         <w:rPr>
@@ -248,7 +248,7 @@
     </w:p>
     <w:p>
       <w:pPr>
-        <w:spacing w:line="480" w:lineRule="auto" w:after="200"/>
+        <w:spacing w:line="360" w:lineRule="auto" w:after="200"/>
       </w:pPr>
       <w:r>
         <w:rPr>
@@ -271,7 +271,7 @@
     </w:p>
     <w:p>
       <w:pPr>
-        <w:spacing w:line="480" w:lineRule="auto" w:after="200"/>
+        <w:spacing w:line="360" w:lineRule="auto" w:after="200"/>
       </w:pPr>
       <w:r>
         <w:rPr>
@@ -294,7 +294,7 @@
     </w:p>
     <w:p>
       <w:pPr>
-        <w:spacing w:line="480" w:lineRule="auto" w:after="200"/>
+        <w:spacing w:line="360" w:lineRule="auto" w:after="200"/>
       </w:pPr>
       <w:r>
         <w:rPr>
@@ -308,7 +308,7 @@
     </w:p>
     <w:p>
       <w:pPr>
-        <w:spacing w:line="480" w:lineRule="auto" w:after="0"/>
+        <w:spacing w:line="360" w:lineRule="auto" w:after="0"/>
       </w:pPr>
       <w:r>
         <w:rPr>
@@ -331,7 +331,7 @@
     </w:p>
     <w:p>
       <w:pPr>
-        <w:spacing w:line="480" w:lineRule="auto" w:after="0"/>
+        <w:spacing w:line="360" w:lineRule="auto" w:after="0"/>
       </w:pPr>
       <w:r>
         <w:rPr>
@@ -351,7 +351,7 @@
     <w:p>
       <w:pPr>
         <w:pStyle w:val="Heading1"/>
-        <w:jc w:val="center"/>
+        <w:jc w:val="left"/>
       </w:pPr>
       <w:r>
         <w:rPr>
@@ -365,7 +365,7 @@
     </w:p>
     <w:p>
       <w:pPr>
-        <w:spacing w:line="480" w:lineRule="auto" w:after="0"/>
+        <w:spacing w:line="360" w:lineRule="auto" w:after="0"/>
         <w:ind w:left="720" w:hanging="720"/>
       </w:pPr>
       <w:r>
@@ -409,7 +409,7 @@
     </w:p>
     <w:p>
       <w:pPr>
-        <w:spacing w:line="480" w:lineRule="auto" w:after="0"/>
+        <w:spacing w:line="360" w:lineRule="auto" w:after="0"/>
         <w:ind w:left="720" w:hanging="720"/>
       </w:pPr>
       <w:r>
@@ -471,7 +471,7 @@
     </w:p>
     <w:p>
       <w:pPr>
-        <w:spacing w:line="480" w:lineRule="auto" w:after="0"/>
+        <w:spacing w:line="360" w:lineRule="auto" w:after="0"/>
         <w:ind w:left="720" w:hanging="720"/>
       </w:pPr>
       <w:r>
@@ -908,7 +908,7 @@
     <w:qFormat/>
     <w:rsid w:val="00FC693F"/>
     <w:pPr>
-      <w:spacing w:line="480" w:lineRule="auto" w:after="0"/>
+      <w:spacing w:line="360" w:lineRule="auto" w:after="0"/>
     </w:pPr>
     <w:rPr>
       <w:rFonts w:ascii="Times New Roman" w:hAnsi="Times New Roman"/>
@@ -970,7 +970,7 @@
     <w:pPr>
       <w:keepNext/>
       <w:keepLines/>
-      <w:spacing w:before="0" w:after="0" w:line="480" w:lineRule="auto"/>
+      <w:spacing w:before="0" w:after="0" w:line="360" w:lineRule="auto"/>
       <w:outlineLvl w:val="0"/>
     </w:pPr>
     <w:rPr>
@@ -994,7 +994,7 @@
     <w:pPr>
       <w:keepNext/>
       <w:keepLines/>
-      <w:spacing w:before="0" w:after="0" w:line="480" w:lineRule="auto"/>
+      <w:spacing w:before="0" w:after="0" w:line="360" w:lineRule="auto"/>
       <w:outlineLvl w:val="1"/>
     </w:pPr>
     <w:rPr>
@@ -1018,7 +1018,7 @@
     <w:pPr>
       <w:keepNext/>
       <w:keepLines/>
-      <w:spacing w:before="0" w:after="0" w:line="480" w:lineRule="auto"/>
+      <w:spacing w:before="0" w:after="0" w:line="360" w:lineRule="auto"/>
       <w:outlineLvl w:val="2"/>
     </w:pPr>
     <w:rPr>
@@ -1260,7 +1260,7 @@
       <w:pBdr>
         <w:bottom w:val="single" w:sz="8" w:space="4" w:color="4F81BD" w:themeColor="accent1"/>
       </w:pBdr>
-      <w:spacing w:after="0" w:line="480" w:lineRule="auto" w:before="0"/>
+      <w:spacing w:after="0" w:line="360" w:lineRule="auto" w:before="0"/>
       <w:contextualSpacing/>
     </w:pPr>
     <w:rPr>
